--- a/public/assets/editable/professional-logo-design-sales-slick-3/en/Professional Logo Design Sales Slick - en.docx
+++ b/public/assets/editable/professional-logo-design-sales-slick-3/en/Professional Logo Design Sales Slick - en.docx
@@ -40,6 +40,14 @@
     </w:p>
     <w:p>
       <w:pPr>
+        <w:pStyle w:val="Heading2"/>
+      </w:pPr>
+      <w:r>
+        <w:t xml:space="preserve">Professional Logo Design</w:t>
+      </w:r>
+    </w:p>
+    <w:p>
+      <w:pPr>
         <w:pStyle w:val="Heading1"/>
       </w:pPr>
       <w:r>
@@ -48,6 +56,78 @@
     </w:p>
     <w:p>
       <w:pPr>
+        <w:spacing w:after="160"/>
+      </w:pPr>
+      <w:r>
+        <w:rPr>
+          <w:sz w:val="22"/>
+          <w:szCs w:val="22"/>
+        </w:rPr>
+        <w:t xml:space="preserve">Custom, human-designed logos built around your business — delivered in 11 file formats, fully owned by you, ready for every application from your website to your vehicle wrap.</w:t>
+      </w:r>
+    </w:p>
+    <w:p>
+      <w:pPr>
+        <w:pStyle w:val="Heading2"/>
+      </w:pPr>
+      <w:r>
+        <w:t xml:space="preserve">Why a professional logo matters</w:t>
+      </w:r>
+    </w:p>
+    <w:p>
+      <w:pPr>
+        <w:pStyle w:val="Heading3"/>
+      </w:pPr>
+      <w:r>
+        <w:t xml:space="preserve">sec</w:t>
+      </w:r>
+    </w:p>
+    <w:p>
+      <w:pPr>
+        <w:spacing w:after="160"/>
+      </w:pPr>
+      <w:r>
+        <w:rPr>
+          <w:sz w:val="22"/>
+          <w:szCs w:val="22"/>
+        </w:rPr>
+        <w:t xml:space="preserve">To form a first impression.</w:t>
+      </w:r>
+    </w:p>
+    <w:p>
+      <w:pPr>
+        <w:spacing w:after="160"/>
+      </w:pPr>
+      <w:r>
+        <w:rPr>
+          <w:sz w:val="22"/>
+          <w:szCs w:val="22"/>
+        </w:rPr>
+        <w:t xml:space="preserve">Identify a logo as the #1 brand symbol.</w:t>
+      </w:r>
+    </w:p>
+    <w:p>
+      <w:pPr>
+        <w:spacing w:after="160"/>
+      </w:pPr>
+      <w:r>
+        <w:rPr>
+          <w:sz w:val="22"/>
+          <w:szCs w:val="22"/>
+        </w:rPr>
+        <w:t xml:space="preserve">Recognition lift from a strong logo.</w:t>
+      </w:r>
+    </w:p>
+    <w:p>
+      <w:pPr>
+        <w:pStyle w:val="Heading2"/>
+      </w:pPr>
+      <w:r>
+        <w:t xml:space="preserve">Four reasons to invest</w:t>
+      </w:r>
+    </w:p>
+    <w:p>
+      <w:pPr>
         <w:pStyle w:val="Heading2"/>
       </w:pPr>
       <w:r>
@@ -56,6 +136,18 @@
     </w:p>
     <w:p>
       <w:pPr>
+        <w:spacing w:after="160"/>
+      </w:pPr>
+      <w:r>
+        <w:rPr>
+          <w:sz w:val="22"/>
+          <w:szCs w:val="22"/>
+        </w:rPr>
+        <w:t xml:space="preserve">Look established the moment a customer sees you.</w:t>
+      </w:r>
+    </w:p>
+    <w:p>
+      <w:pPr>
         <w:pStyle w:val="Heading2"/>
       </w:pPr>
       <w:r>
@@ -64,6 +156,18 @@
     </w:p>
     <w:p>
       <w:pPr>
+        <w:spacing w:after="160"/>
+      </w:pPr>
+      <w:r>
+        <w:rPr>
+          <w:sz w:val="22"/>
+          <w:szCs w:val="22"/>
+        </w:rPr>
+        <w:t xml:space="preserve">Stand out from competitors and stay memorable.</w:t>
+      </w:r>
+    </w:p>
+    <w:p>
+      <w:pPr>
         <w:pStyle w:val="Heading2"/>
       </w:pPr>
       <w:r>
@@ -72,6 +176,18 @@
     </w:p>
     <w:p>
       <w:pPr>
+        <w:spacing w:after="160"/>
+      </w:pPr>
+      <w:r>
+        <w:rPr>
+          <w:sz w:val="22"/>
+          <w:szCs w:val="22"/>
+        </w:rPr>
+        <w:t xml:space="preserve">11 formats — ready for web, print, signage, social.</w:t>
+      </w:r>
+    </w:p>
+    <w:p>
+      <w:pPr>
         <w:pStyle w:val="Heading2"/>
       </w:pPr>
       <w:r>
@@ -80,122 +196,6 @@
     </w:p>
     <w:p>
       <w:pPr>
-        <w:pStyle w:val="Heading2"/>
-      </w:pPr>
-      <w:r>
-        <w:t xml:space="preserve">PROFESSIONAL LOGO DESIGN</w:t>
-      </w:r>
-    </w:p>
-    <w:p>
-      <w:pPr>
-        <w:pStyle w:val="Heading2"/>
-      </w:pPr>
-      <w:r>
-        <w:t xml:space="preserve">WHY A PROFESSIONAL LOGO MATTERS</w:t>
-      </w:r>
-    </w:p>
-    <w:p>
-      <w:pPr>
-        <w:pStyle w:val="Heading2"/>
-      </w:pPr>
-      <w:r>
-        <w:t xml:space="preserve">FOUR REASONS TO INVEST</w:t>
-      </w:r>
-    </w:p>
-    <w:p>
-      <w:pPr>
-        <w:pStyle w:val="Heading2"/>
-      </w:pPr>
-      <w:r>
-        <w:t xml:space="preserve">SELECTED WORK</w:t>
-      </w:r>
-    </w:p>
-    <w:p>
-      <w:pPr>
-        <w:spacing w:after="160"/>
-      </w:pPr>
-      <w:r>
-        <w:rPr>
-          <w:sz w:val="22"/>
-          <w:szCs w:val="22"/>
-        </w:rPr>
-        <w:t xml:space="preserve">Custom, human-designed logos built around your business — delivered in 11 file formats, fully owned by you, ready for every application from your website to your vehicle wrap.</w:t>
-      </w:r>
-    </w:p>
-    <w:p>
-      <w:pPr>
-        <w:spacing w:after="160"/>
-      </w:pPr>
-      <w:r>
-        <w:rPr>
-          <w:sz w:val="22"/>
-          <w:szCs w:val="22"/>
-        </w:rPr>
-        <w:t xml:space="preserve">To form a first impression.</w:t>
-      </w:r>
-    </w:p>
-    <w:p>
-      <w:pPr>
-        <w:spacing w:after="160"/>
-      </w:pPr>
-      <w:r>
-        <w:rPr>
-          <w:sz w:val="22"/>
-          <w:szCs w:val="22"/>
-        </w:rPr>
-        <w:t xml:space="preserve">Identify a logo as the #1 brand symbol.</w:t>
-      </w:r>
-    </w:p>
-    <w:p>
-      <w:pPr>
-        <w:spacing w:after="160"/>
-      </w:pPr>
-      <w:r>
-        <w:rPr>
-          <w:sz w:val="22"/>
-          <w:szCs w:val="22"/>
-        </w:rPr>
-        <w:t xml:space="preserve">Recognition lift from a strong logo.</w:t>
-      </w:r>
-    </w:p>
-    <w:p>
-      <w:pPr>
-        <w:spacing w:after="160"/>
-      </w:pPr>
-      <w:r>
-        <w:rPr>
-          <w:sz w:val="22"/>
-          <w:szCs w:val="22"/>
-        </w:rPr>
-        <w:t xml:space="preserve">Look established the moment a customer sees you.</w:t>
-      </w:r>
-    </w:p>
-    <w:p>
-      <w:pPr>
-        <w:spacing w:after="160"/>
-      </w:pPr>
-      <w:r>
-        <w:rPr>
-          <w:sz w:val="22"/>
-          <w:szCs w:val="22"/>
-        </w:rPr>
-        <w:t xml:space="preserve">Stand out from competitors and stay memorable.</w:t>
-      </w:r>
-    </w:p>
-    <w:p>
-      <w:pPr>
-        <w:spacing w:after="160"/>
-      </w:pPr>
-      <w:r>
-        <w:rPr>
-          <w:sz w:val="22"/>
-          <w:szCs w:val="22"/>
-        </w:rPr>
-        <w:t xml:space="preserve">11 formats — ready for web, print, signage, social.</w:t>
-      </w:r>
-    </w:p>
-    <w:p>
-      <w:pPr>
         <w:spacing w:after="160"/>
       </w:pPr>
       <w:r>
@@ -204,6 +204,14 @@
           <w:szCs w:val="22"/>
         </w:rPr>
         <w:t xml:space="preserve">You own your logo outright. Trademark it.</w:t>
+      </w:r>
+    </w:p>
+    <w:p>
+      <w:pPr>
+        <w:pStyle w:val="Heading2"/>
+      </w:pPr>
+      <w:r>
+        <w:t xml:space="preserve">Selected work</w:t>
       </w:r>
     </w:p>
     <w:p>
@@ -269,11 +277,31 @@
         <w:pStyle w:val="Heading2"/>
       </w:pPr>
       <w:r>
+        <w:t xml:space="preserve">How it works</w:t>
+      </w:r>
+    </w:p>
+    <w:p>
+      <w:pPr>
+        <w:pStyle w:val="Heading2"/>
+      </w:pPr>
+      <w:r>
         <w:t xml:space="preserve">From brief to final files in two to three weeks.</w:t>
       </w:r>
     </w:p>
     <w:p>
       <w:pPr>
+        <w:spacing w:after="160"/>
+      </w:pPr>
+      <w:r>
+        <w:rPr>
+          <w:sz w:val="22"/>
+          <w:szCs w:val="22"/>
+        </w:rPr>
+        <w:t xml:space="preserve">A dedicated coordinator manages every step. No template farms. No designer roulette. Just a clear, three-stage process built for small businesses.</w:t>
+      </w:r>
+    </w:p>
+    <w:p>
+      <w:pPr>
         <w:pStyle w:val="Heading3"/>
       </w:pPr>
       <w:r>
@@ -282,6 +310,18 @@
     </w:p>
     <w:p>
       <w:pPr>
+        <w:spacing w:after="160"/>
+      </w:pPr>
+      <w:r>
+        <w:rPr>
+          <w:sz w:val="22"/>
+          <w:szCs w:val="22"/>
+        </w:rPr>
+        <w:t xml:space="preserve">A dedicated Logo Design Coordinator contacts the customer within two business days to capture the creative brief — business goals, style preferences, colors, and reference logos.</w:t>
+      </w:r>
+    </w:p>
+    <w:p>
+      <w:pPr>
         <w:pStyle w:val="Heading3"/>
       </w:pPr>
       <w:r>
@@ -290,6 +330,18 @@
     </w:p>
     <w:p>
       <w:pPr>
+        <w:spacing w:after="160"/>
+      </w:pPr>
+      <w:r>
+        <w:rPr>
+          <w:sz w:val="22"/>
+          <w:szCs w:val="22"/>
+        </w:rPr>
+        <w:t xml:space="preserve">In-house designers deliver up to ten original concepts in three to five business days. Up to three rounds of revisions are included to get the final design exactly right.</w:t>
+      </w:r>
+    </w:p>
+    <w:p>
+      <w:pPr>
         <w:pStyle w:val="Heading3"/>
       </w:pPr>
       <w:r>
@@ -298,74 +350,30 @@
     </w:p>
     <w:p>
       <w:pPr>
+        <w:spacing w:after="160"/>
+      </w:pPr>
+      <w:r>
+        <w:rPr>
+          <w:sz w:val="22"/>
+          <w:szCs w:val="22"/>
+        </w:rPr>
+        <w:t xml:space="preserve">Final files arrive within three business days of concept approval — 11 formats (AI, EPS, PDF, JPG, PNG, GIF, ICO), full rights transferred, ready for any application.</w:t>
+      </w:r>
+    </w:p>
+    <w:p>
+      <w:pPr>
+        <w:pStyle w:val="Heading2"/>
+      </w:pPr>
+      <w:r>
+        <w:t xml:space="preserve">Plans</w:t>
+      </w:r>
+    </w:p>
+    <w:p>
+      <w:pPr>
         <w:pStyle w:val="Heading2"/>
       </w:pPr>
       <w:r>
         <w:t xml:space="preserve">Three tiers for every budget.</w:t>
-      </w:r>
-    </w:p>
-    <w:p>
-      <w:pPr>
-        <w:pStyle w:val="Heading2"/>
-      </w:pPr>
-      <w:r>
-        <w:t xml:space="preserve">HOW IT WORKS</w:t>
-      </w:r>
-    </w:p>
-    <w:p>
-      <w:pPr>
-        <w:pStyle w:val="Heading2"/>
-      </w:pPr>
-      <w:r>
-        <w:t xml:space="preserve">PLANS</w:t>
-      </w:r>
-    </w:p>
-    <w:p>
-      <w:pPr>
-        <w:spacing w:after="160"/>
-      </w:pPr>
-      <w:r>
-        <w:rPr>
-          <w:sz w:val="22"/>
-          <w:szCs w:val="22"/>
-        </w:rPr>
-        <w:t xml:space="preserve">A dedicated coordinator manages every step. No template farms. No designer roulette. Just a clear, three-stage process built for small businesses.</w:t>
-      </w:r>
-    </w:p>
-    <w:p>
-      <w:pPr>
-        <w:spacing w:after="160"/>
-      </w:pPr>
-      <w:r>
-        <w:rPr>
-          <w:sz w:val="22"/>
-          <w:szCs w:val="22"/>
-        </w:rPr>
-        <w:t xml:space="preserve">A dedicated Logo Design Coordinator contacts the customer within two business days to capture the creative brief — business goals, style preferences, colors, and reference logos.</w:t>
-      </w:r>
-    </w:p>
-    <w:p>
-      <w:pPr>
-        <w:spacing w:after="160"/>
-      </w:pPr>
-      <w:r>
-        <w:rPr>
-          <w:sz w:val="22"/>
-          <w:szCs w:val="22"/>
-        </w:rPr>
-        <w:t xml:space="preserve">In-house designers deliver up to ten original concepts in three to five business days. Up to three rounds of revisions are included to get the final design exactly right.</w:t>
-      </w:r>
-    </w:p>
-    <w:p>
-      <w:pPr>
-        <w:spacing w:after="160"/>
-      </w:pPr>
-      <w:r>
-        <w:rPr>
-          <w:sz w:val="22"/>
-          <w:szCs w:val="22"/>
-        </w:rPr>
-        <w:t xml:space="preserve">Final files arrive within three business days of concept approval — 11 formats (AI, EPS, PDF, JPG, PNG, GIF, ICO), full rights transferred, ready for any application.</w:t>
       </w:r>
     </w:p>
     <w:p>
@@ -567,19 +575,19 @@
         <w:pStyle w:val="Heading2"/>
       </w:pPr>
       <w:r>
+        <w:t xml:space="preserve">Sales playbook</w:t>
+      </w:r>
+    </w:p>
+    <w:p>
+      <w:pPr>
+        <w:pStyle w:val="Heading2"/>
+      </w:pPr>
+      <w:r>
         <w:t xml:space="preserve">How to sell Professional Logo Design.</w:t>
       </w:r>
     </w:p>
     <w:p>
       <w:pPr>
-        <w:pStyle w:val="Heading2"/>
-      </w:pPr>
-      <w:r>
-        <w:t xml:space="preserve">SALES PLAYBOOK</w:t>
-      </w:r>
-    </w:p>
-    <w:p>
-      <w:pPr>
         <w:spacing w:after="160"/>
       </w:pPr>
       <w:r>
@@ -592,6 +600,14 @@
     </w:p>
     <w:p>
       <w:pPr>
+        <w:pStyle w:val="Heading3"/>
+      </w:pPr>
+      <w:r>
+        <w:t xml:space="preserve">Ideal customer profile</w:t>
+      </w:r>
+    </w:p>
+    <w:p>
+      <w:pPr>
         <w:spacing w:after="160"/>
       </w:pPr>
       <w:r>
@@ -652,6 +668,14 @@
     </w:p>
     <w:p>
       <w:pPr>
+        <w:pStyle w:val="Heading3"/>
+      </w:pPr>
+      <w:r>
+        <w:t xml:space="preserve">Discovery questions</w:t>
+      </w:r>
+    </w:p>
+    <w:p>
+      <w:pPr>
         <w:spacing w:after="160"/>
       </w:pPr>
       <w:r>
@@ -736,6 +760,14 @@
     </w:p>
     <w:p>
       <w:pPr>
+        <w:pStyle w:val="Heading3"/>
+      </w:pPr>
+      <w:r>
+        <w:t xml:space="preserve">Objection handling</w:t>
+      </w:r>
+    </w:p>
+    <w:p>
+      <w:pPr>
         <w:spacing w:after="160"/>
       </w:pPr>
       <w:r>
@@ -792,6 +824,14 @@
           <w:szCs w:val="22"/>
         </w:rPr>
         <w:t xml:space="preserve">Design experience? Full rights? Vector formats for signage? Most favors miss these.</w:t>
+      </w:r>
+    </w:p>
+    <w:p>
+      <w:pPr>
+        <w:pStyle w:val="Heading3"/>
+      </w:pPr>
+      <w:r>
+        <w:t xml:space="preserve">Competitive snapshot</w:t>
       </w:r>
     </w:p>
     <w:p>
